--- a/Strategy/Commandos Behind Enemy Lines (2.51 GB)/1-Core (56.3 MB)/Source.docx
+++ b/Strategy/Commandos Behind Enemy Lines (2.51 GB)/1-Core (56.3 MB)/Source.docx
@@ -21,6 +21,9 @@
         </w:rPr>
       </w:pPr>
       <w:r>
+        <w:t xml:space="preserve">* </w:t>
+      </w:r>
+      <w:r>
         <w:rPr>
           <w:b/>
           <w:bCs/>
@@ -32,13 +35,30 @@
         <w:rPr>
           <w:lang w:val="en-US"/>
         </w:rPr>
-        <w:t>: [CB-17-5-24[PGek] -&gt; Commandos - Behind Enemy Lines] [Commandos: Behind Enemy Lines]</w:t>
+        <w:t>: [CB-17-5-24[</w:t>
+      </w:r>
+      <w:proofErr w:type="spellStart"/>
+      <w:r>
+        <w:rPr>
+          <w:lang w:val="en-US"/>
+        </w:rPr>
+        <w:t>PGek</w:t>
+      </w:r>
+      <w:proofErr w:type="spellEnd"/>
+      <w:r>
+        <w:rPr>
+          <w:lang w:val="en-US"/>
+        </w:rPr>
+        <w:t>] -&gt; Commandos - Behind Enemy Lines] [Commandos: Behind Enemy Lines]</w:t>
       </w:r>
       <w:r>
         <w:rPr>
           <w:lang w:val="en-US"/>
         </w:rPr>
         <w:br/>
+      </w:r>
+      <w:r>
+        <w:t xml:space="preserve">* </w:t>
       </w:r>
       <w:r>
         <w:rPr>
@@ -63,6 +83,9 @@
         </w:rPr>
       </w:pPr>
       <w:r>
+        <w:t xml:space="preserve">* </w:t>
+      </w:r>
+      <w:r>
         <w:rPr>
           <w:b/>
           <w:bCs/>
@@ -85,6 +108,9 @@
         </w:rPr>
       </w:pPr>
       <w:r>
+        <w:t xml:space="preserve">* </w:t>
+      </w:r>
+      <w:r>
         <w:rPr>
           <w:b/>
           <w:bCs/>
@@ -96,12 +122,69 @@
         <w:rPr>
           <w:lang w:val="en-US"/>
         </w:rPr>
-        <w:t>: https://pcgeeks-games.com/game/commandos-behind-enemy-lines/ -&gt; https://pcgeeks-games.com/commandos-behind-enemy-lines-links/ -&gt; https://pcgd.net/nIvN1WOQLkbOruv/file</w:t>
+        <w:t xml:space="preserve">: </w:t>
+      </w:r>
+      <w:hyperlink r:id="rId5" w:history="1">
+        <w:r>
+          <w:rPr>
+            <w:rStyle w:val="Hyperlink"/>
+            <w:lang w:val="en-US"/>
+          </w:rPr>
+          <w:t>https://pcgeeks-games.com/game/commandos-behind-enemy-lines/</w:t>
+        </w:r>
+      </w:hyperlink>
+      <w:r>
+        <w:rPr>
+          <w:lang w:val="en-US"/>
+        </w:rPr>
+        <w:t xml:space="preserve"> </w:t>
+      </w:r>
+      <w:r>
+        <w:rPr>
+          <w:lang w:val="en-US"/>
+        </w:rPr>
+        <w:t xml:space="preserve"> -&gt; </w:t>
+      </w:r>
+      <w:hyperlink r:id="rId6" w:history="1">
+        <w:r>
+          <w:rPr>
+            <w:rStyle w:val="Hyperlink"/>
+            <w:lang w:val="en-US"/>
+          </w:rPr>
+          <w:t>https://pcgeeks-games.com/commandos-behind-enemy-lines-links/</w:t>
+        </w:r>
+      </w:hyperlink>
+      <w:r>
+        <w:rPr>
+          <w:lang w:val="en-US"/>
+        </w:rPr>
+        <w:t xml:space="preserve"> </w:t>
+      </w:r>
+      <w:r>
+        <w:rPr>
+          <w:lang w:val="en-US"/>
+        </w:rPr>
+        <w:t xml:space="preserve">-&gt; </w:t>
+      </w:r>
+      <w:hyperlink r:id="rId7" w:history="1">
+        <w:r>
+          <w:rPr>
+            <w:rStyle w:val="Hyperlink"/>
+            <w:lang w:val="en-US"/>
+          </w:rPr>
+          <w:t>https://pcgd.net/nIvN1WOQLkbOruv/file</w:t>
+        </w:r>
+      </w:hyperlink>
+      <w:r>
+        <w:rPr>
+          <w:lang w:val="en-US"/>
+        </w:rPr>
+        <w:t xml:space="preserve"> </w:t>
       </w:r>
     </w:p>
     <w:p>
       <w:pPr>
-        <w:ind w:firstLine="720"/>
+        <w:ind w:left="720"/>
         <w:rPr>
           <w:lang w:val="en-US"/>
         </w:rPr>
@@ -112,6 +195,31 @@
           <w:bCs/>
           <w:lang w:val="en-US"/>
         </w:rPr>
+        <w:t xml:space="preserve">* Download Server / Mirror: </w:t>
+      </w:r>
+      <w:r>
+        <w:rPr>
+          <w:lang w:val="en-US"/>
+        </w:rPr>
+        <w:t>pcgd.net</w:t>
+      </w:r>
+      <w:r>
+        <w:rPr>
+          <w:b/>
+          <w:bCs/>
+          <w:lang w:val="en-US"/>
+        </w:rPr>
+        <w:br/>
+      </w:r>
+      <w:r>
+        <w:t xml:space="preserve">* </w:t>
+      </w:r>
+      <w:r>
+        <w:rPr>
+          <w:b/>
+          <w:bCs/>
+          <w:lang w:val="en-US"/>
+        </w:rPr>
         <w:t>Download Method</w:t>
       </w:r>
       <w:r>
@@ -129,6 +237,9 @@
         </w:rPr>
       </w:pPr>
       <w:r>
+        <w:t xml:space="preserve">* </w:t>
+      </w:r>
+      <w:r>
         <w:rPr>
           <w:b/>
           <w:bCs/>
@@ -140,7 +251,21 @@
         <w:rPr>
           <w:lang w:val="en-US"/>
         </w:rPr>
-        <w:t>: .rar (Game Installer)</w:t>
+        <w:t>: .</w:t>
+      </w:r>
+      <w:proofErr w:type="spellStart"/>
+      <w:r>
+        <w:rPr>
+          <w:lang w:val="en-US"/>
+        </w:rPr>
+        <w:t>rar</w:t>
+      </w:r>
+      <w:proofErr w:type="spellEnd"/>
+      <w:r>
+        <w:rPr>
+          <w:lang w:val="en-US"/>
+        </w:rPr>
+        <w:t xml:space="preserve"> (Game Installer)</w:t>
       </w:r>
     </w:p>
     <w:p>
@@ -151,6 +276,9 @@
         </w:rPr>
       </w:pPr>
       <w:r>
+        <w:t xml:space="preserve">* </w:t>
+      </w:r>
+      <w:r>
         <w:rPr>
           <w:b/>
           <w:bCs/>
@@ -173,6 +301,9 @@
         </w:rPr>
       </w:pPr>
       <w:r>
+        <w:t xml:space="preserve">* </w:t>
+      </w:r>
+      <w:r>
         <w:rPr>
           <w:b/>
           <w:bCs/>
@@ -195,6 +326,9 @@
         </w:rPr>
       </w:pPr>
       <w:r>
+        <w:t xml:space="preserve">* </w:t>
+      </w:r>
+      <w:r>
         <w:rPr>
           <w:b/>
           <w:bCs/>
@@ -206,8 +340,16 @@
         <w:rPr>
           <w:lang w:val="en-US"/>
         </w:rPr>
-        <w:t>: KINGSTON Games (F:)/Games/..</w:t>
-      </w:r>
+        <w:t>: KINGSTON Games (F:)/Games</w:t>
+      </w:r>
+      <w:proofErr w:type="gramStart"/>
+      <w:r>
+        <w:rPr>
+          <w:lang w:val="en-US"/>
+        </w:rPr>
+        <w:t>/..</w:t>
+      </w:r>
+      <w:proofErr w:type="gramEnd"/>
     </w:p>
     <w:p>
       <w:pPr>
@@ -216,6 +358,9 @@
           <w:lang w:val="en-US"/>
         </w:rPr>
       </w:pPr>
+      <w:r>
+        <w:t xml:space="preserve">* </w:t>
+      </w:r>
       <w:r>
         <w:rPr>
           <w:b/>
@@ -1400,6 +1545,29 @@
       <w:spacing w:val="5"/>
     </w:rPr>
   </w:style>
+  <w:style w:type="character" w:styleId="Hyperlink">
+    <w:name w:val="Hyperlink"/>
+    <w:basedOn w:val="DefaultParagraphFont"/>
+    <w:uiPriority w:val="99"/>
+    <w:unhideWhenUsed/>
+    <w:rsid w:val="00F33784"/>
+    <w:rPr>
+      <w:color w:val="0563C1" w:themeColor="hyperlink"/>
+      <w:u w:val="single"/>
+    </w:rPr>
+  </w:style>
+  <w:style w:type="character" w:styleId="UnresolvedMention">
+    <w:name w:val="Unresolved Mention"/>
+    <w:basedOn w:val="DefaultParagraphFont"/>
+    <w:uiPriority w:val="99"/>
+    <w:semiHidden/>
+    <w:unhideWhenUsed/>
+    <w:rsid w:val="00F33784"/>
+    <w:rPr>
+      <w:color w:val="605E5C"/>
+      <w:shd w:val="clear" w:color="auto" w:fill="E1DFDD"/>
+    </w:rPr>
+  </w:style>
 </w:styles>
 </file>
 
